--- a/public/fun/forms/이력서_영상·모션디자이너_6_NCS형.docx
+++ b/public/fun/forms/이력서_영상·모션디자이너_6_NCS형.docx
@@ -456,21 +456,57 @@
             <w:tcW w:type="dxa" w:w="2085"/>
             <w:vAlign w:val="center"/>
           </w:tcPr>
-          <w:p/>
+          <w:p>
+            <w:pPr>
+              <w:spacing w:before="0" w:after="0"/>
+              <w:jc w:val="left"/>
+            </w:pPr>
+            <w:r>
+              <w:rPr>
+                <w:color w:val="A9B0B8"/>
+                <w:sz w:val="16"/>
+              </w:rPr>
+              <w:t>예) 2022.03 ~ 2024.02</w:t>
+            </w:r>
+          </w:p>
         </w:tc>
         <w:tc>
           <w:tcPr>
             <w:tcW w:type="dxa" w:w="4170"/>
             <w:vAlign w:val="center"/>
           </w:tcPr>
-          <w:p/>
+          <w:p>
+            <w:pPr>
+              <w:spacing w:before="0" w:after="0"/>
+              <w:jc w:val="left"/>
+            </w:pPr>
+            <w:r>
+              <w:rPr>
+                <w:color w:val="A9B0B8"/>
+                <w:sz w:val="16"/>
+              </w:rPr>
+              <w:t>○○대학교 (졸업)</w:t>
+            </w:r>
+          </w:p>
         </w:tc>
         <w:tc>
           <w:tcPr>
             <w:tcW w:type="dxa" w:w="4155"/>
             <w:vAlign w:val="center"/>
           </w:tcPr>
-          <w:p/>
+          <w:p>
+            <w:pPr>
+              <w:spacing w:before="0" w:after="0"/>
+              <w:jc w:val="left"/>
+            </w:pPr>
+            <w:r>
+              <w:rPr>
+                <w:color w:val="A9B0B8"/>
+                <w:sz w:val="16"/>
+              </w:rPr>
+              <w:t>배운 점 · 활동 내용</w:t>
+            </w:r>
+          </w:p>
         </w:tc>
       </w:tr>
       <w:tr>
@@ -1236,21 +1272,57 @@
             <w:tcW w:type="dxa" w:w="2085"/>
             <w:vAlign w:val="center"/>
           </w:tcPr>
-          <w:p/>
+          <w:p>
+            <w:pPr>
+              <w:spacing w:before="0" w:after="0"/>
+              <w:jc w:val="left"/>
+            </w:pPr>
+            <w:r>
+              <w:rPr>
+                <w:color w:val="A9B0B8"/>
+                <w:sz w:val="16"/>
+              </w:rPr>
+              <w:t>예) 2022.03 ~ 2024.02</w:t>
+            </w:r>
+          </w:p>
         </w:tc>
         <w:tc>
           <w:tcPr>
             <w:tcW w:type="dxa" w:w="4170"/>
             <w:vAlign w:val="center"/>
           </w:tcPr>
-          <w:p/>
+          <w:p>
+            <w:pPr>
+              <w:spacing w:before="0" w:after="0"/>
+              <w:jc w:val="left"/>
+            </w:pPr>
+            <w:r>
+              <w:rPr>
+                <w:color w:val="A9B0B8"/>
+                <w:sz w:val="16"/>
+              </w:rPr>
+              <w:t>○○(주) / ○○팀</w:t>
+            </w:r>
+          </w:p>
         </w:tc>
         <w:tc>
           <w:tcPr>
             <w:tcW w:type="dxa" w:w="4155"/>
             <w:vAlign w:val="center"/>
           </w:tcPr>
-          <w:p/>
+          <w:p>
+            <w:pPr>
+              <w:spacing w:before="0" w:after="0"/>
+              <w:jc w:val="left"/>
+            </w:pPr>
+            <w:r>
+              <w:rPr>
+                <w:color w:val="A9B0B8"/>
+                <w:sz w:val="16"/>
+              </w:rPr>
+              <w:t>맡은 일 + 숫자 성과</w:t>
+            </w:r>
+          </w:p>
         </w:tc>
       </w:tr>
       <w:tr>

--- a/public/fun/forms/이력서_영상·모션디자이너_6_NCS형.docx
+++ b/public/fun/forms/이력서_영상·모션디자이너_6_NCS형.docx
@@ -109,10 +109,10 @@
       </w:tblPr>
       <w:tblGrid>
         <w:gridCol w:w="1695"/>
-        <w:gridCol w:w="1200"/>
+        <w:gridCol w:w="1305"/>
         <w:gridCol w:w="3255"/>
-        <w:gridCol w:w="1200"/>
-        <w:gridCol w:w="3060"/>
+        <w:gridCol w:w="1305"/>
+        <w:gridCol w:w="2850"/>
       </w:tblGrid>
       <w:tr>
         <w:trPr>
@@ -143,7 +143,7 @@
         </w:tc>
         <w:tc>
           <w:tcPr>
-            <w:tcW w:type="dxa" w:w="1200"/>
+            <w:tcW w:type="dxa" w:w="1305"/>
             <w:shd w:val="clear" w:color="auto" w:fill="F1F1F6"/>
             <w:vAlign w:val="center"/>
           </w:tcPr>
@@ -171,7 +171,7 @@
         </w:tc>
         <w:tc>
           <w:tcPr>
-            <w:tcW w:type="dxa" w:w="1200"/>
+            <w:tcW w:type="dxa" w:w="1305"/>
             <w:shd w:val="clear" w:color="auto" w:fill="F1F1F6"/>
             <w:vAlign w:val="center"/>
           </w:tcPr>
@@ -192,7 +192,7 @@
         </w:tc>
         <w:tc>
           <w:tcPr>
-            <w:tcW w:type="dxa" w:w="3060"/>
+            <w:tcW w:type="dxa" w:w="2850"/>
             <w:vAlign w:val="center"/>
           </w:tcPr>
           <w:p/>
@@ -212,7 +212,7 @@
         </w:tc>
         <w:tc>
           <w:tcPr>
-            <w:tcW w:type="dxa" w:w="1200"/>
+            <w:tcW w:type="dxa" w:w="1305"/>
             <w:shd w:val="clear" w:color="auto" w:fill="F1F1F6"/>
             <w:vAlign w:val="center"/>
           </w:tcPr>
@@ -240,7 +240,7 @@
         </w:tc>
         <w:tc>
           <w:tcPr>
-            <w:tcW w:type="dxa" w:w="1200"/>
+            <w:tcW w:type="dxa" w:w="1305"/>
             <w:shd w:val="clear" w:color="auto" w:fill="F1F1F6"/>
             <w:vAlign w:val="center"/>
           </w:tcPr>
@@ -261,7 +261,7 @@
         </w:tc>
         <w:tc>
           <w:tcPr>
-            <w:tcW w:type="dxa" w:w="3060"/>
+            <w:tcW w:type="dxa" w:w="2850"/>
             <w:vAlign w:val="center"/>
           </w:tcPr>
           <w:p/>
@@ -281,7 +281,7 @@
         </w:tc>
         <w:tc>
           <w:tcPr>
-            <w:tcW w:type="dxa" w:w="1200"/>
+            <w:tcW w:type="dxa" w:w="1305"/>
             <w:shd w:val="clear" w:color="auto" w:fill="F1F1F6"/>
             <w:vAlign w:val="center"/>
           </w:tcPr>
@@ -296,13 +296,15 @@
                 <w:color w:val="231F51"/>
                 <w:sz w:val="19"/>
               </w:rPr>
-              <w:t>유튜브 · 비메오</w:t>
+              <w:t>유튜브 ·</w:t>
+              <w:br/>
+              <w:t>비메오</w:t>
             </w:r>
           </w:p>
         </w:tc>
         <w:tc>
           <w:tcPr>
-            <w:tcW w:type="dxa" w:w="7515"/>
+            <w:tcW w:type="dxa" w:w="7410"/>
             <w:gridSpan w:val="3"/>
             <w:vAlign w:val="center"/>
           </w:tcPr>
@@ -1428,10 +1430,10 @@
         <w:tblLook w:firstColumn="1" w:firstRow="1" w:lastColumn="0" w:lastRow="0" w:noHBand="0" w:noVBand="1" w:val="04A0"/>
       </w:tblPr>
       <w:tblGrid>
-        <w:gridCol w:w="1380"/>
-        <w:gridCol w:w="3825"/>
-        <w:gridCol w:w="1380"/>
-        <w:gridCol w:w="3825"/>
+        <w:gridCol w:w="1545"/>
+        <w:gridCol w:w="3660"/>
+        <w:gridCol w:w="1545"/>
+        <w:gridCol w:w="3660"/>
       </w:tblGrid>
       <w:tr>
         <w:trPr>
@@ -1440,7 +1442,7 @@
         </w:trPr>
         <w:tc>
           <w:tcPr>
-            <w:tcW w:type="dxa" w:w="1380"/>
+            <w:tcW w:type="dxa" w:w="1545"/>
             <w:shd w:val="clear" w:color="auto" w:fill="F1F1F6"/>
             <w:vAlign w:val="center"/>
           </w:tcPr>
@@ -1461,13 +1463,13 @@
         </w:tc>
         <w:tc>
           <w:tcPr>
-            <w:tcW w:type="dxa" w:w="3825"/>
+            <w:tcW w:type="dxa" w:w="3660"/>
           </w:tcPr>
           <w:p/>
         </w:tc>
         <w:tc>
           <w:tcPr>
-            <w:tcW w:type="dxa" w:w="1380"/>
+            <w:tcW w:type="dxa" w:w="1545"/>
             <w:shd w:val="clear" w:color="auto" w:fill="F1F1F6"/>
             <w:vAlign w:val="center"/>
           </w:tcPr>
@@ -1488,7 +1490,7 @@
         </w:tc>
         <w:tc>
           <w:tcPr>
-            <w:tcW w:type="dxa" w:w="3825"/>
+            <w:tcW w:type="dxa" w:w="3660"/>
           </w:tcPr>
           <w:p/>
         </w:tc>
@@ -1500,7 +1502,7 @@
         </w:trPr>
         <w:tc>
           <w:tcPr>
-            <w:tcW w:type="dxa" w:w="1380"/>
+            <w:tcW w:type="dxa" w:w="1545"/>
             <w:shd w:val="clear" w:color="auto" w:fill="F1F1F6"/>
             <w:vAlign w:val="center"/>
           </w:tcPr>
@@ -1521,13 +1523,13 @@
         </w:tc>
         <w:tc>
           <w:tcPr>
-            <w:tcW w:type="dxa" w:w="3825"/>
+            <w:tcW w:type="dxa" w:w="3660"/>
           </w:tcPr>
           <w:p/>
         </w:tc>
         <w:tc>
           <w:tcPr>
-            <w:tcW w:type="dxa" w:w="1380"/>
+            <w:tcW w:type="dxa" w:w="1545"/>
             <w:shd w:val="clear" w:color="auto" w:fill="F1F1F6"/>
             <w:vAlign w:val="center"/>
           </w:tcPr>
@@ -1542,13 +1544,15 @@
                 <w:color w:val="231F51"/>
                 <w:sz w:val="18"/>
               </w:rPr>
-              <w:t>사용 기술 · 도구</w:t>
+              <w:t>사용 기술 ·</w:t>
+              <w:br/>
+              <w:t>도구</w:t>
             </w:r>
           </w:p>
         </w:tc>
         <w:tc>
           <w:tcPr>
-            <w:tcW w:type="dxa" w:w="3825"/>
+            <w:tcW w:type="dxa" w:w="3660"/>
           </w:tcPr>
           <w:p/>
         </w:tc>
@@ -1560,7 +1564,7 @@
         </w:trPr>
         <w:tc>
           <w:tcPr>
-            <w:tcW w:type="dxa" w:w="1380"/>
+            <w:tcW w:type="dxa" w:w="1545"/>
             <w:shd w:val="clear" w:color="auto" w:fill="F1F1F6"/>
             <w:vAlign w:val="center"/>
           </w:tcPr>
@@ -1581,7 +1585,7 @@
         </w:tc>
         <w:tc>
           <w:tcPr>
-            <w:tcW w:type="dxa" w:w="9030"/>
+            <w:tcW w:type="dxa" w:w="8865"/>
             <w:gridSpan w:val="3"/>
           </w:tcPr>
           <w:p/>
@@ -1594,7 +1598,7 @@
         </w:trPr>
         <w:tc>
           <w:tcPr>
-            <w:tcW w:type="dxa" w:w="1380"/>
+            <w:tcW w:type="dxa" w:w="1545"/>
             <w:shd w:val="clear" w:color="auto" w:fill="F1F1F6"/>
             <w:vAlign w:val="center"/>
           </w:tcPr>
@@ -1615,7 +1619,7 @@
         </w:tc>
         <w:tc>
           <w:tcPr>
-            <w:tcW w:type="dxa" w:w="9030"/>
+            <w:tcW w:type="dxa" w:w="8865"/>
             <w:gridSpan w:val="3"/>
           </w:tcPr>
           <w:p/>
@@ -1649,10 +1653,10 @@
         <w:tblLook w:firstColumn="1" w:firstRow="1" w:lastColumn="0" w:lastRow="0" w:noHBand="0" w:noVBand="1" w:val="04A0"/>
       </w:tblPr>
       <w:tblGrid>
-        <w:gridCol w:w="1380"/>
-        <w:gridCol w:w="3825"/>
-        <w:gridCol w:w="1380"/>
-        <w:gridCol w:w="3825"/>
+        <w:gridCol w:w="1545"/>
+        <w:gridCol w:w="3660"/>
+        <w:gridCol w:w="1545"/>
+        <w:gridCol w:w="3660"/>
       </w:tblGrid>
       <w:tr>
         <w:trPr>
@@ -1661,7 +1665,7 @@
         </w:trPr>
         <w:tc>
           <w:tcPr>
-            <w:tcW w:type="dxa" w:w="1380"/>
+            <w:tcW w:type="dxa" w:w="1545"/>
             <w:shd w:val="clear" w:color="auto" w:fill="F1F1F6"/>
             <w:vAlign w:val="center"/>
           </w:tcPr>
@@ -1682,13 +1686,13 @@
         </w:tc>
         <w:tc>
           <w:tcPr>
-            <w:tcW w:type="dxa" w:w="3825"/>
+            <w:tcW w:type="dxa" w:w="3660"/>
           </w:tcPr>
           <w:p/>
         </w:tc>
         <w:tc>
           <w:tcPr>
-            <w:tcW w:type="dxa" w:w="1380"/>
+            <w:tcW w:type="dxa" w:w="1545"/>
             <w:shd w:val="clear" w:color="auto" w:fill="F1F1F6"/>
             <w:vAlign w:val="center"/>
           </w:tcPr>
@@ -1709,7 +1713,7 @@
         </w:tc>
         <w:tc>
           <w:tcPr>
-            <w:tcW w:type="dxa" w:w="3825"/>
+            <w:tcW w:type="dxa" w:w="3660"/>
           </w:tcPr>
           <w:p/>
         </w:tc>
@@ -1721,7 +1725,7 @@
         </w:trPr>
         <w:tc>
           <w:tcPr>
-            <w:tcW w:type="dxa" w:w="1380"/>
+            <w:tcW w:type="dxa" w:w="1545"/>
             <w:shd w:val="clear" w:color="auto" w:fill="F1F1F6"/>
             <w:vAlign w:val="center"/>
           </w:tcPr>
@@ -1742,13 +1746,13 @@
         </w:tc>
         <w:tc>
           <w:tcPr>
-            <w:tcW w:type="dxa" w:w="3825"/>
+            <w:tcW w:type="dxa" w:w="3660"/>
           </w:tcPr>
           <w:p/>
         </w:tc>
         <w:tc>
           <w:tcPr>
-            <w:tcW w:type="dxa" w:w="1380"/>
+            <w:tcW w:type="dxa" w:w="1545"/>
             <w:shd w:val="clear" w:color="auto" w:fill="F1F1F6"/>
             <w:vAlign w:val="center"/>
           </w:tcPr>
@@ -1763,13 +1767,15 @@
                 <w:color w:val="231F51"/>
                 <w:sz w:val="18"/>
               </w:rPr>
-              <w:t>사용 기술 · 도구</w:t>
+              <w:t>사용 기술 ·</w:t>
+              <w:br/>
+              <w:t>도구</w:t>
             </w:r>
           </w:p>
         </w:tc>
         <w:tc>
           <w:tcPr>
-            <w:tcW w:type="dxa" w:w="3825"/>
+            <w:tcW w:type="dxa" w:w="3660"/>
           </w:tcPr>
           <w:p/>
         </w:tc>
@@ -1781,7 +1787,7 @@
         </w:trPr>
         <w:tc>
           <w:tcPr>
-            <w:tcW w:type="dxa" w:w="1380"/>
+            <w:tcW w:type="dxa" w:w="1545"/>
             <w:shd w:val="clear" w:color="auto" w:fill="F1F1F6"/>
             <w:vAlign w:val="center"/>
           </w:tcPr>
@@ -1802,7 +1808,7 @@
         </w:tc>
         <w:tc>
           <w:tcPr>
-            <w:tcW w:type="dxa" w:w="9030"/>
+            <w:tcW w:type="dxa" w:w="8865"/>
             <w:gridSpan w:val="3"/>
           </w:tcPr>
           <w:p/>
@@ -1815,7 +1821,7 @@
         </w:trPr>
         <w:tc>
           <w:tcPr>
-            <w:tcW w:type="dxa" w:w="1380"/>
+            <w:tcW w:type="dxa" w:w="1545"/>
             <w:shd w:val="clear" w:color="auto" w:fill="F1F1F6"/>
             <w:vAlign w:val="center"/>
           </w:tcPr>
@@ -1836,7 +1842,7 @@
         </w:tc>
         <w:tc>
           <w:tcPr>
-            <w:tcW w:type="dxa" w:w="9030"/>
+            <w:tcW w:type="dxa" w:w="8865"/>
             <w:gridSpan w:val="3"/>
           </w:tcPr>
           <w:p/>

--- a/public/fun/forms/이력서_영상·모션디자이너_6_NCS형.docx
+++ b/public/fun/forms/이력서_영상·모션디자이너_6_NCS형.docx
@@ -468,7 +468,7 @@
                 <w:color w:val="A9B0B8"/>
                 <w:sz w:val="16"/>
               </w:rPr>
-              <w:t>예) 2022.03 ~ 2024.02</w:t>
+              <w:t>예) ○○○○.○○ ~ ○○○○.○○</w:t>
             </w:r>
           </w:p>
         </w:tc>
@@ -487,7 +487,7 @@
                 <w:color w:val="A9B0B8"/>
                 <w:sz w:val="16"/>
               </w:rPr>
-              <w:t>○○대학교 (졸업)</w:t>
+              <w:t>학교명 입력 (졸업)</w:t>
             </w:r>
           </w:p>
         </w:tc>
@@ -1284,7 +1284,7 @@
                 <w:color w:val="A9B0B8"/>
                 <w:sz w:val="16"/>
               </w:rPr>
-              <w:t>예) 2022.03 ~ 2024.02</w:t>
+              <w:t>예) ○○○○.○○ ~ ○○○○.○○</w:t>
             </w:r>
           </w:p>
         </w:tc>
@@ -1864,7 +1864,7 @@
         <w:rPr>
           <w:sz w:val="19"/>
         </w:rPr>
-        <w:t>위 내용은 사실과 다름이 없음을 확인합니다.     20      년      월      일     작성자 :  ______________  (서명)</w:t>
+        <w:t>위 내용은 사실과 다름이 없음을 확인합니다.           년      월      일     작성자 :  ______________  (서명)</w:t>
       </w:r>
     </w:p>
     <w:p>
@@ -2130,7 +2130,7 @@
                 <w:color w:val="413D85"/>
                 <w:sz w:val="19"/>
               </w:rPr>
-              <w:t>2023~현재 · ○○ 브랜드 숏폼 · 월 12편 제작 · 평균 시청 완료율 41% → 58%</w:t>
+              <w:t>기간 입력 · ○○ 브랜드 숏폼 · 월 12편 제작 · 평균 시청 완료율 41% → 58%</w:t>
             </w:r>
           </w:p>
         </w:tc>
